--- a/CONVOCATORIA DEVNET.docx
+++ b/CONVOCATORIA DEVNET.docx
@@ -87,7 +87,6 @@
           <w:lang w:eastAsia="es-ES"/>
         </w:rPr>
       </w:pPr>
-      <w:proofErr w:type="spellStart"/>
       <w:r>
         <w:rPr>
           <w:rFonts w:asciiTheme="majorHAnsi" w:eastAsia="Times New Roman" w:hAnsiTheme="majorHAnsi" w:cstheme="majorHAnsi"/>
@@ -98,7 +97,6 @@
         </w:rPr>
         <w:t>DevNet</w:t>
       </w:r>
-      <w:proofErr w:type="spellEnd"/>
       <w:r>
         <w:rPr>
           <w:rFonts w:asciiTheme="majorHAnsi" w:eastAsia="Times New Roman" w:hAnsiTheme="majorHAnsi" w:cstheme="majorHAnsi"/>
@@ -555,6 +553,84 @@
           </w:p>
         </w:tc>
       </w:tr>
+      <w:tr>
+        <w:trPr>
+          <w:trHeight w:val="300"/>
+        </w:trPr>
+        <w:tc>
+          <w:tcPr>
+            <w:tcW w:w="0" w:type="auto"/>
+            <w:vAlign w:val="center"/>
+          </w:tcPr>
+          <w:p>
+            <w:pPr>
+              <w:spacing w:after="0"/>
+              <w:jc w:val="center"/>
+              <w:rPr>
+                <w:rFonts w:asciiTheme="majorHAnsi" w:hAnsiTheme="majorHAnsi" w:cstheme="majorHAnsi"/>
+                <w:color w:val="000000" w:themeColor="text1"/>
+              </w:rPr>
+            </w:pPr>
+            <w:r>
+              <w:rPr>
+                <w:rFonts w:asciiTheme="majorHAnsi" w:hAnsiTheme="majorHAnsi" w:cstheme="majorHAnsi"/>
+                <w:color w:val="000000" w:themeColor="text1"/>
+              </w:rPr>
+              <w:t>INSTITUCIONAL DE PEDAGOGÍA</w:t>
+            </w:r>
+          </w:p>
+        </w:tc>
+        <w:tc>
+          <w:tcPr>
+            <w:tcW w:w="0" w:type="auto"/>
+            <w:vAlign w:val="center"/>
+          </w:tcPr>
+          <w:p>
+            <w:pPr>
+              <w:spacing w:after="0" w:line="240" w:lineRule="auto"/>
+              <w:jc w:val="center"/>
+              <w:rPr>
+                <w:rFonts w:asciiTheme="majorHAnsi" w:hAnsiTheme="majorHAnsi" w:cstheme="majorHAnsi"/>
+                <w:color w:val="000000" w:themeColor="text1"/>
+                <w:lang w:bidi="es-ES"/>
+              </w:rPr>
+            </w:pPr>
+            <w:r>
+              <w:rPr>
+                <w:rFonts w:asciiTheme="majorHAnsi" w:hAnsiTheme="majorHAnsi" w:cstheme="majorHAnsi"/>
+                <w:color w:val="000000" w:themeColor="text1"/>
+                <w:lang w:bidi="es-ES"/>
+              </w:rPr>
+              <w:t>TODAS</w:t>
+            </w:r>
+          </w:p>
+        </w:tc>
+        <w:tc>
+          <w:tcPr>
+            <w:tcW w:w="4627" w:type="dxa"/>
+            <w:vAlign w:val="center"/>
+          </w:tcPr>
+          <w:p>
+            <w:pPr>
+              <w:spacing w:after="0" w:line="240" w:lineRule="auto"/>
+              <w:jc w:val="both"/>
+              <w:rPr>
+                <w:rFonts w:asciiTheme="majorHAnsi" w:hAnsiTheme="majorHAnsi" w:cstheme="majorHAnsi"/>
+                <w:color w:val="000000" w:themeColor="text1"/>
+                <w:lang w:bidi="es-ES"/>
+              </w:rPr>
+            </w:pPr>
+            <w:r>
+              <w:rPr>
+                <w:rFonts w:asciiTheme="majorHAnsi" w:hAnsiTheme="majorHAnsi" w:cstheme="majorHAnsi"/>
+                <w:color w:val="000000" w:themeColor="text1"/>
+                <w:lang w:bidi="es-ES"/>
+              </w:rPr>
+              <w:t>Implementar soluciones tecnológicas en la formación</w:t>
+            </w:r>
+          </w:p>
+        </w:tc>
+      </w:tr>
     </w:tbl>
     <w:bookmarkEnd w:id="0"/>
     <w:p>
@@ -691,9 +767,8 @@
           <w:sz w:val="22"/>
           <w:szCs w:val="22"/>
         </w:rPr>
-        <w:t xml:space="preserve">En este contexto, </w:t>
-      </w:r>
-      <w:proofErr w:type="spellStart"/>
+        <w:t xml:space="preserve">En este contexto, DevNet se presenta como una iniciativa clave que integra el desarrollo de software con el conocimiento en redes, permitiendo a los profesionales automatizar tareas, </w:t>
+      </w:r>
       <w:r>
         <w:rPr>
           <w:rFonts w:asciiTheme="majorHAnsi" w:hAnsiTheme="majorHAnsi" w:cstheme="majorHAnsi"/>
@@ -701,9 +776,9 @@
           <w:sz w:val="22"/>
           <w:szCs w:val="22"/>
         </w:rPr>
-        <w:t>DevNet</w:t>
-      </w:r>
-      <w:proofErr w:type="spellEnd"/>
+        <w:lastRenderedPageBreak/>
+        <w:t>integrar sistemas, mejorar tiempos de respuesta ante incidentes y reducir la complejidad operativa en entornos de red híbridos (físicos y virtualizados)</w:t>
+      </w:r>
       <w:r>
         <w:rPr>
           <w:rFonts w:asciiTheme="majorHAnsi" w:hAnsiTheme="majorHAnsi" w:cstheme="majorHAnsi"/>
@@ -711,7 +786,7 @@
           <w:sz w:val="22"/>
           <w:szCs w:val="22"/>
         </w:rPr>
-        <w:t xml:space="preserve"> se presenta como una iniciativa clave que integra el desarrollo de software con el conocimiento en redes, permitiendo a los profesionales automatizar tareas, integrar sistemas, mejorar tiempos de respuesta ante incidentes y reducir la complejidad operativa en entornos de red híbridos (físicos y virtualizados)</w:t>
+        <w:t xml:space="preserve">, avanzando así </w:t>
       </w:r>
       <w:r>
         <w:rPr>
@@ -720,8 +795,19 @@
           <w:sz w:val="22"/>
           <w:szCs w:val="22"/>
         </w:rPr>
-        <w:t xml:space="preserve">, avanzando así </w:t>
-      </w:r>
+        <w:t>hacia modelos de operación más ágiles, escalables y sostenibles en sectores como educación, salud, agricultura, industria y administración pública.</w:t>
+      </w:r>
+    </w:p>
+    <w:p>
+      <w:pPr>
+        <w:pStyle w:val="NormalWeb"/>
+        <w:jc w:val="both"/>
+        <w:rPr>
+          <w:rFonts w:asciiTheme="majorHAnsi" w:hAnsiTheme="majorHAnsi" w:cstheme="majorHAnsi"/>
+          <w:b/>
+          <w:bCs/>
+        </w:rPr>
+      </w:pPr>
       <w:r>
         <w:rPr>
           <w:rFonts w:asciiTheme="majorHAnsi" w:hAnsiTheme="majorHAnsi" w:cstheme="majorHAnsi"/>
@@ -729,7 +815,7 @@
           <w:sz w:val="22"/>
           <w:szCs w:val="22"/>
         </w:rPr>
-        <w:t xml:space="preserve">hacia modelos de </w:t>
+        <w:t>Por lo anterior,</w:t>
       </w:r>
       <w:r>
         <w:rPr>
@@ -738,141 +824,99 @@
           <w:sz w:val="22"/>
           <w:szCs w:val="22"/>
         </w:rPr>
-        <w:lastRenderedPageBreak/>
-        <w:t>operación más ágiles, escalables y sostenibles en sectores como educación, salud, agricultura, industria y administración pública.</w:t>
-      </w:r>
-    </w:p>
-    <w:p>
-      <w:pPr>
-        <w:pStyle w:val="NormalWeb"/>
-        <w:jc w:val="both"/>
+        <w:t xml:space="preserve"> </w:t>
+      </w:r>
+      <w:r>
+        <w:rPr>
+          <w:rFonts w:asciiTheme="majorHAnsi" w:hAnsiTheme="majorHAnsi" w:cstheme="majorHAnsi"/>
+          <w:color w:val="000000" w:themeColor="text1"/>
+          <w:sz w:val="22"/>
+          <w:szCs w:val="22"/>
+        </w:rPr>
+        <w:t>l</w:t>
+      </w:r>
+      <w:r>
+        <w:rPr>
+          <w:rFonts w:asciiTheme="majorHAnsi" w:hAnsiTheme="majorHAnsi" w:cstheme="majorHAnsi"/>
+          <w:color w:val="000000" w:themeColor="text1"/>
+          <w:sz w:val="22"/>
+          <w:szCs w:val="22"/>
+        </w:rPr>
+        <w:t>a Dirección de Formación Profesional (DFP)</w:t>
+      </w:r>
+      <w:r>
+        <w:rPr>
+          <w:rStyle w:val="Refdenotaalpie"/>
+          <w:rFonts w:asciiTheme="majorHAnsi" w:hAnsiTheme="majorHAnsi" w:cstheme="majorHAnsi"/>
+          <w:color w:val="000000" w:themeColor="text1"/>
+          <w:sz w:val="22"/>
+          <w:szCs w:val="22"/>
+        </w:rPr>
+        <w:t xml:space="preserve"> </w:t>
+      </w:r>
+      <w:r>
+        <w:rPr>
+          <w:rStyle w:val="Refdenotaalpie"/>
+          <w:rFonts w:asciiTheme="majorHAnsi" w:hAnsiTheme="majorHAnsi" w:cstheme="majorHAnsi"/>
+          <w:color w:val="000000" w:themeColor="text1"/>
+          <w:sz w:val="22"/>
+          <w:szCs w:val="22"/>
+        </w:rPr>
+        <w:footnoteReference w:id="1"/>
+      </w:r>
+      <w:r>
+        <w:rPr>
+          <w:rFonts w:asciiTheme="majorHAnsi" w:hAnsiTheme="majorHAnsi" w:cstheme="majorHAnsi"/>
+          <w:color w:val="000000" w:themeColor="text1"/>
+          <w:sz w:val="22"/>
+          <w:szCs w:val="22"/>
+        </w:rPr>
+        <w:t xml:space="preserve"> en desarrollo de sus objetivos y propósitos, dirigidos a la permanente actualización y desarrollo de competencias que implican un avance en las capacidades y habilidades técnicas de los instructores en la institución, abre </w:t>
+      </w:r>
+      <w:r>
+        <w:rPr>
+          <w:rFonts w:asciiTheme="majorHAnsi" w:hAnsiTheme="majorHAnsi" w:cstheme="majorHAnsi"/>
+          <w:color w:val="000000" w:themeColor="text1"/>
+          <w:sz w:val="22"/>
+          <w:szCs w:val="22"/>
+        </w:rPr>
+        <w:t>la</w:t>
+      </w:r>
+      <w:r>
+        <w:rPr>
+          <w:rFonts w:asciiTheme="majorHAnsi" w:hAnsiTheme="majorHAnsi" w:cstheme="majorHAnsi"/>
+          <w:color w:val="000000" w:themeColor="text1"/>
+          <w:sz w:val="22"/>
+          <w:szCs w:val="22"/>
+        </w:rPr>
+        <w:t xml:space="preserve"> convocatoria</w:t>
+      </w:r>
+      <w:r>
+        <w:rPr>
+          <w:rFonts w:asciiTheme="majorHAnsi" w:hAnsiTheme="majorHAnsi" w:cstheme="majorHAnsi"/>
+          <w:color w:val="000000" w:themeColor="text1"/>
+          <w:sz w:val="22"/>
+          <w:szCs w:val="22"/>
+        </w:rPr>
+        <w:t xml:space="preserve"> </w:t>
+      </w:r>
+      <w:r>
         <w:rPr>
           <w:rFonts w:asciiTheme="majorHAnsi" w:hAnsiTheme="majorHAnsi" w:cstheme="majorHAnsi"/>
           <w:b/>
           <w:bCs/>
         </w:rPr>
-      </w:pPr>
-      <w:r>
-        <w:rPr>
-          <w:rFonts w:asciiTheme="majorHAnsi" w:hAnsiTheme="majorHAnsi" w:cstheme="majorHAnsi"/>
-          <w:color w:val="000000" w:themeColor="text1"/>
-          <w:sz w:val="22"/>
-          <w:szCs w:val="22"/>
-        </w:rPr>
-        <w:t>Por lo anterior,</w:t>
-      </w:r>
-      <w:r>
-        <w:rPr>
-          <w:rFonts w:asciiTheme="majorHAnsi" w:hAnsiTheme="majorHAnsi" w:cstheme="majorHAnsi"/>
-          <w:color w:val="000000" w:themeColor="text1"/>
-          <w:sz w:val="22"/>
-          <w:szCs w:val="22"/>
-        </w:rPr>
-        <w:t xml:space="preserve"> </w:t>
-      </w:r>
-      <w:r>
-        <w:rPr>
-          <w:rFonts w:asciiTheme="majorHAnsi" w:hAnsiTheme="majorHAnsi" w:cstheme="majorHAnsi"/>
-          <w:color w:val="000000" w:themeColor="text1"/>
-          <w:sz w:val="22"/>
-          <w:szCs w:val="22"/>
-        </w:rPr>
-        <w:t>l</w:t>
-      </w:r>
-      <w:r>
-        <w:rPr>
-          <w:rFonts w:asciiTheme="majorHAnsi" w:hAnsiTheme="majorHAnsi" w:cstheme="majorHAnsi"/>
-          <w:color w:val="000000" w:themeColor="text1"/>
-          <w:sz w:val="22"/>
-          <w:szCs w:val="22"/>
-        </w:rPr>
-        <w:t>a Dirección de Formación Profesional (DFP)</w:t>
-      </w:r>
-      <w:r>
-        <w:rPr>
-          <w:rStyle w:val="Refdenotaalpie"/>
-          <w:rFonts w:asciiTheme="majorHAnsi" w:hAnsiTheme="majorHAnsi" w:cstheme="majorHAnsi"/>
-          <w:color w:val="000000" w:themeColor="text1"/>
-          <w:sz w:val="22"/>
-          <w:szCs w:val="22"/>
-        </w:rPr>
-        <w:t xml:space="preserve"> </w:t>
-      </w:r>
-      <w:r>
-        <w:rPr>
-          <w:rStyle w:val="Refdenotaalpie"/>
-          <w:rFonts w:asciiTheme="majorHAnsi" w:hAnsiTheme="majorHAnsi" w:cstheme="majorHAnsi"/>
-          <w:color w:val="000000" w:themeColor="text1"/>
-          <w:sz w:val="22"/>
-          <w:szCs w:val="22"/>
-        </w:rPr>
-        <w:footnoteReference w:id="1"/>
-      </w:r>
-      <w:r>
-        <w:rPr>
-          <w:rFonts w:asciiTheme="majorHAnsi" w:hAnsiTheme="majorHAnsi" w:cstheme="majorHAnsi"/>
-          <w:color w:val="000000" w:themeColor="text1"/>
-          <w:sz w:val="22"/>
-          <w:szCs w:val="22"/>
-        </w:rPr>
-        <w:t xml:space="preserve"> en desarrollo de sus objetivos y propósitos, dirigidos a la permanente actualización y desarrollo de competencias que implican un avance en las capacidades y habilidades técnicas de los instructores en la institución, abre </w:t>
-      </w:r>
-      <w:r>
-        <w:rPr>
-          <w:rFonts w:asciiTheme="majorHAnsi" w:hAnsiTheme="majorHAnsi" w:cstheme="majorHAnsi"/>
-          <w:color w:val="000000" w:themeColor="text1"/>
-          <w:sz w:val="22"/>
-          <w:szCs w:val="22"/>
-        </w:rPr>
-        <w:t>la</w:t>
-      </w:r>
-      <w:r>
-        <w:rPr>
-          <w:rFonts w:asciiTheme="majorHAnsi" w:hAnsiTheme="majorHAnsi" w:cstheme="majorHAnsi"/>
-          <w:color w:val="000000" w:themeColor="text1"/>
-          <w:sz w:val="22"/>
-          <w:szCs w:val="22"/>
-        </w:rPr>
-        <w:t xml:space="preserve"> convocatoria</w:t>
-      </w:r>
-      <w:r>
-        <w:rPr>
-          <w:rFonts w:asciiTheme="majorHAnsi" w:hAnsiTheme="majorHAnsi" w:cstheme="majorHAnsi"/>
-          <w:color w:val="000000" w:themeColor="text1"/>
-          <w:sz w:val="22"/>
-          <w:szCs w:val="22"/>
-        </w:rPr>
-        <w:t xml:space="preserve"> </w:t>
+        <w:t>“</w:t>
       </w:r>
       <w:r>
         <w:rPr>
           <w:rFonts w:asciiTheme="majorHAnsi" w:hAnsiTheme="majorHAnsi" w:cstheme="majorHAnsi"/>
           <w:b/>
           <w:bCs/>
-        </w:rPr>
-        <w:t>“</w:t>
-      </w:r>
-      <w:proofErr w:type="spellStart"/>
-      <w:r>
-        <w:rPr>
-          <w:rFonts w:asciiTheme="majorHAnsi" w:hAnsiTheme="majorHAnsi" w:cstheme="majorHAnsi"/>
-          <w:b/>
-          <w:bCs/>
           <w:color w:val="000000" w:themeColor="text1"/>
           <w:lang w:eastAsia="es-ES"/>
         </w:rPr>
-        <w:t>DevNet</w:t>
-      </w:r>
-      <w:proofErr w:type="spellEnd"/>
-      <w:r>
-        <w:rPr>
-          <w:rFonts w:asciiTheme="majorHAnsi" w:hAnsiTheme="majorHAnsi" w:cstheme="majorHAnsi"/>
-          <w:b/>
-          <w:bCs/>
-          <w:color w:val="000000" w:themeColor="text1"/>
-          <w:lang w:eastAsia="es-ES"/>
-        </w:rPr>
-        <w:t>: Desarrollo de Software para la Automatización de Redes Nivel Básico</w:t>
+        <w:t>DevNet: Desarrollo de Software para la Automatización de Redes Nivel Básico</w:t>
       </w:r>
       <w:r>
         <w:rPr>
@@ -1761,7 +1805,7 @@
         <w:pStyle w:val="Ttulo3"/>
         <w:jc w:val="center"/>
         <w:rPr>
-          <w:rStyle w:val="Textoennegrita"/>
+          <w:rStyle w:val="Fuerte"/>
           <w:rFonts w:cstheme="majorHAnsi"/>
           <w:bCs w:val="0"/>
           <w:iCs/>
@@ -1772,7 +1816,7 @@
       </w:pPr>
       <w:r>
         <w:rPr>
-          <w:rStyle w:val="Textoennegrita"/>
+          <w:rStyle w:val="Fuerte"/>
           <w:rFonts w:cstheme="majorHAnsi"/>
           <w:bCs w:val="0"/>
           <w:iCs/>
@@ -1780,11 +1824,12 @@
           <w:sz w:val="22"/>
           <w:szCs w:val="22"/>
         </w:rPr>
+        <w:lastRenderedPageBreak/>
         <w:t>Jornada Presencial Sincrónica mediada por TIC</w:t>
       </w:r>
       <w:r>
         <w:rPr>
-          <w:rStyle w:val="Textoennegrita"/>
+          <w:rStyle w:val="Fuerte"/>
           <w:rFonts w:cstheme="majorHAnsi"/>
           <w:bCs w:val="0"/>
           <w:iCs/>
@@ -1796,7 +1841,7 @@
       </w:r>
       <w:r>
         <w:rPr>
-          <w:rStyle w:val="Textoennegrita"/>
+          <w:rStyle w:val="Fuerte"/>
           <w:rFonts w:cstheme="majorHAnsi"/>
           <w:bCs w:val="0"/>
           <w:iCs/>
@@ -1808,7 +1853,7 @@
       </w:r>
       <w:r>
         <w:rPr>
-          <w:rStyle w:val="Textoennegrita"/>
+          <w:rStyle w:val="Fuerte"/>
           <w:rFonts w:cstheme="majorHAnsi"/>
           <w:bCs w:val="0"/>
           <w:iCs/>
@@ -1820,7 +1865,7 @@
       </w:r>
       <w:r>
         <w:rPr>
-          <w:rStyle w:val="Textoennegrita"/>
+          <w:rStyle w:val="Fuerte"/>
           <w:rFonts w:cstheme="majorHAnsi"/>
           <w:bCs w:val="0"/>
           <w:iCs/>
@@ -1832,7 +1877,7 @@
       </w:r>
       <w:r>
         <w:rPr>
-          <w:rStyle w:val="Textoennegrita"/>
+          <w:rStyle w:val="Fuerte"/>
           <w:rFonts w:cstheme="majorHAnsi"/>
           <w:bCs w:val="0"/>
           <w:iCs/>
@@ -1844,7 +1889,7 @@
       </w:r>
       <w:r>
         <w:rPr>
-          <w:rStyle w:val="Textoennegrita"/>
+          <w:rStyle w:val="Fuerte"/>
           <w:rFonts w:cstheme="majorHAnsi"/>
           <w:bCs w:val="0"/>
           <w:iCs/>
@@ -1856,7 +1901,7 @@
       </w:r>
       <w:r>
         <w:rPr>
-          <w:rStyle w:val="Textoennegrita"/>
+          <w:rStyle w:val="Fuerte"/>
           <w:rFonts w:cstheme="majorHAnsi"/>
           <w:bCs w:val="0"/>
           <w:iCs/>
@@ -1868,7 +1913,7 @@
       </w:r>
       <w:r>
         <w:rPr>
-          <w:rStyle w:val="Textoennegrita"/>
+          <w:rStyle w:val="Fuerte"/>
           <w:rFonts w:cstheme="majorHAnsi"/>
           <w:bCs w:val="0"/>
           <w:iCs/>
@@ -1880,7 +1925,7 @@
       </w:r>
       <w:r>
         <w:rPr>
-          <w:rStyle w:val="Textoennegrita"/>
+          <w:rStyle w:val="Fuerte"/>
           <w:rFonts w:cstheme="majorHAnsi"/>
           <w:bCs w:val="0"/>
           <w:iCs/>
@@ -1892,7 +1937,7 @@
       </w:r>
       <w:r>
         <w:rPr>
-          <w:rStyle w:val="Textoennegrita"/>
+          <w:rStyle w:val="Fuerte"/>
           <w:rFonts w:cstheme="majorHAnsi"/>
           <w:bCs w:val="0"/>
           <w:iCs/>
@@ -1904,7 +1949,7 @@
       </w:r>
       <w:r>
         <w:rPr>
-          <w:rStyle w:val="Textoennegrita"/>
+          <w:rStyle w:val="Fuerte"/>
           <w:rFonts w:cstheme="majorHAnsi"/>
           <w:bCs w:val="0"/>
           <w:iCs/>
@@ -1916,7 +1961,7 @@
       </w:r>
       <w:r>
         <w:rPr>
-          <w:rStyle w:val="Textoennegrita"/>
+          <w:rStyle w:val="Fuerte"/>
           <w:rFonts w:cstheme="majorHAnsi"/>
           <w:bCs w:val="0"/>
           <w:iCs/>
@@ -1928,7 +1973,7 @@
       </w:r>
       <w:r>
         <w:rPr>
-          <w:rStyle w:val="Textoennegrita"/>
+          <w:rStyle w:val="Fuerte"/>
           <w:rFonts w:cstheme="majorHAnsi"/>
           <w:bCs w:val="0"/>
           <w:iCs/>
@@ -1940,7 +1985,7 @@
       </w:r>
       <w:r>
         <w:rPr>
-          <w:rStyle w:val="Textoennegrita"/>
+          <w:rStyle w:val="Fuerte"/>
           <w:rFonts w:cstheme="majorHAnsi"/>
           <w:bCs w:val="0"/>
           <w:iCs/>
@@ -1986,7 +2031,6 @@
                 <w:b/>
                 <w:color w:val="auto"/>
               </w:rPr>
-              <w:lastRenderedPageBreak/>
               <w:t>Fecha</w:t>
             </w:r>
           </w:p>
@@ -2352,20 +2396,8 @@
                 <w:sz w:val="18"/>
                 <w:szCs w:val="18"/>
               </w:rPr>
-              <w:t xml:space="preserve"> al curso </w:t>
-            </w:r>
-            <w:proofErr w:type="spellStart"/>
-            <w:r>
-              <w:rPr>
-                <w:rFonts w:eastAsiaTheme="minorEastAsia"/>
-                <w:bCs/>
-                <w:color w:val="000000" w:themeColor="text1"/>
-                <w:sz w:val="18"/>
-                <w:szCs w:val="18"/>
-              </w:rPr>
-              <w:t>DevNet</w:t>
-            </w:r>
-            <w:proofErr w:type="spellEnd"/>
+              <w:t xml:space="preserve"> al curso DevNet</w:t>
+            </w:r>
           </w:p>
           <w:p>
             <w:pPr>
@@ -2388,20 +2420,8 @@
                 <w:sz w:val="18"/>
                 <w:szCs w:val="18"/>
               </w:rPr>
-              <w:t xml:space="preserve">Módulo 2 Entorno de desarrolladores de </w:t>
-            </w:r>
-            <w:proofErr w:type="spellStart"/>
-            <w:r>
-              <w:rPr>
-                <w:rFonts w:eastAsiaTheme="minorEastAsia"/>
-                <w:bCs/>
-                <w:color w:val="000000" w:themeColor="text1"/>
-                <w:sz w:val="18"/>
-                <w:szCs w:val="18"/>
-              </w:rPr>
-              <w:t>DevNet</w:t>
-            </w:r>
-            <w:proofErr w:type="spellEnd"/>
+              <w:t>Módulo 2 Entorno de desarrolladores de DevNet</w:t>
+            </w:r>
           </w:p>
           <w:p>
             <w:pPr>
@@ -4110,7 +4130,7 @@
         <w:pStyle w:val="Ttulo3"/>
         <w:jc w:val="center"/>
         <w:rPr>
-          <w:rStyle w:val="Textoennegrita"/>
+          <w:rStyle w:val="Fuerte"/>
           <w:rFonts w:cstheme="majorHAnsi"/>
           <w:bCs w:val="0"/>
           <w:iCs/>
@@ -4121,7 +4141,7 @@
       </w:pPr>
       <w:r>
         <w:rPr>
-          <w:rStyle w:val="Textoennegrita"/>
+          <w:rStyle w:val="Fuerte"/>
           <w:rFonts w:cstheme="majorHAnsi"/>
           <w:bCs w:val="0"/>
           <w:iCs/>
@@ -4133,7 +4153,7 @@
       </w:r>
       <w:r>
         <w:rPr>
-          <w:rStyle w:val="Textoennegrita"/>
+          <w:rStyle w:val="Fuerte"/>
           <w:rFonts w:cstheme="majorHAnsi"/>
           <w:bCs w:val="0"/>
           <w:iCs/>
@@ -4145,7 +4165,7 @@
       </w:r>
       <w:r>
         <w:rPr>
-          <w:rStyle w:val="Textoennegrita"/>
+          <w:rStyle w:val="Fuerte"/>
           <w:rFonts w:cstheme="majorHAnsi"/>
           <w:bCs w:val="0"/>
           <w:iCs/>
@@ -4157,7 +4177,7 @@
       </w:r>
       <w:r>
         <w:rPr>
-          <w:rStyle w:val="Textoennegrita"/>
+          <w:rStyle w:val="Fuerte"/>
           <w:rFonts w:cstheme="majorHAnsi"/>
           <w:bCs w:val="0"/>
           <w:iCs/>
@@ -4169,7 +4189,7 @@
       </w:r>
       <w:r>
         <w:rPr>
-          <w:rStyle w:val="Textoennegrita"/>
+          <w:rStyle w:val="Fuerte"/>
           <w:rFonts w:cstheme="majorHAnsi"/>
           <w:bCs w:val="0"/>
           <w:iCs/>
@@ -4181,7 +4201,7 @@
       </w:r>
       <w:r>
         <w:rPr>
-          <w:rStyle w:val="Textoennegrita"/>
+          <w:rStyle w:val="Fuerte"/>
           <w:rFonts w:cstheme="majorHAnsi"/>
           <w:bCs w:val="0"/>
           <w:iCs/>
@@ -4193,7 +4213,7 @@
       </w:r>
       <w:r>
         <w:rPr>
-          <w:rStyle w:val="Textoennegrita"/>
+          <w:rStyle w:val="Fuerte"/>
           <w:rFonts w:cstheme="majorHAnsi"/>
           <w:bCs w:val="0"/>
           <w:iCs/>
@@ -4205,7 +4225,7 @@
       </w:r>
       <w:r>
         <w:rPr>
-          <w:rStyle w:val="Textoennegrita"/>
+          <w:rStyle w:val="Fuerte"/>
           <w:rFonts w:cstheme="majorHAnsi"/>
           <w:bCs w:val="0"/>
           <w:iCs/>
@@ -4217,7 +4237,7 @@
       </w:r>
       <w:r>
         <w:rPr>
-          <w:rStyle w:val="Textoennegrita"/>
+          <w:rStyle w:val="Fuerte"/>
           <w:rFonts w:cstheme="majorHAnsi"/>
           <w:bCs w:val="0"/>
           <w:iCs/>
@@ -4229,7 +4249,7 @@
       </w:r>
       <w:r>
         <w:rPr>
-          <w:rStyle w:val="Textoennegrita"/>
+          <w:rStyle w:val="Fuerte"/>
           <w:rFonts w:cstheme="majorHAnsi"/>
           <w:bCs w:val="0"/>
           <w:iCs/>
@@ -4241,7 +4261,7 @@
       </w:r>
       <w:r>
         <w:rPr>
-          <w:rStyle w:val="Textoennegrita"/>
+          <w:rStyle w:val="Fuerte"/>
           <w:rFonts w:cstheme="majorHAnsi"/>
           <w:bCs w:val="0"/>
           <w:iCs/>
@@ -4253,7 +4273,7 @@
       </w:r>
       <w:r>
         <w:rPr>
-          <w:rStyle w:val="Textoennegrita"/>
+          <w:rStyle w:val="Fuerte"/>
           <w:rFonts w:cstheme="majorHAnsi"/>
           <w:bCs w:val="0"/>
           <w:iCs/>
@@ -8050,14 +8070,7 @@
           <w:b/>
           <w:bCs/>
         </w:rPr>
-        <w:t xml:space="preserve">, </w:t>
-      </w:r>
-      <w:r>
-        <w:rPr>
-          <w:b/>
-          <w:bCs/>
-        </w:rPr>
-        <w:t xml:space="preserve">21730061         FUNDAMENTOS DE PROGRAMACIÓN  60 </w:t>
+        <w:t xml:space="preserve">, 21730061         FUNDAMENTOS DE PROGRAMACIÓN  60 </w:t>
       </w:r>
       <w:proofErr w:type="gramStart"/>
       <w:r>
@@ -10981,23 +10994,13 @@
           <w:color w:val="000000" w:themeColor="text1"/>
         </w:rPr>
       </w:pPr>
-      <w:proofErr w:type="spellStart"/>
       <w:r>
         <w:rPr>
           <w:rFonts w:asciiTheme="majorHAnsi" w:hAnsiTheme="majorHAnsi" w:cstheme="majorHAnsi"/>
           <w:b/>
           <w:color w:val="000000" w:themeColor="text1"/>
         </w:rPr>
-        <w:t>Dannin</w:t>
-      </w:r>
-      <w:proofErr w:type="spellEnd"/>
-      <w:r>
-        <w:rPr>
-          <w:rFonts w:asciiTheme="majorHAnsi" w:hAnsiTheme="majorHAnsi" w:cstheme="majorHAnsi"/>
-          <w:b/>
-          <w:color w:val="000000" w:themeColor="text1"/>
-        </w:rPr>
-        <w:t xml:space="preserve"> Leonardo Gómez Rodríguez</w:t>
+        <w:t>Dannin Leonardo Gómez Rodríguez</w:t>
       </w:r>
     </w:p>
     <w:p>
@@ -14020,7 +14023,7 @@
       <w:lang w:eastAsia="es-CO"/>
     </w:rPr>
   </w:style>
-  <w:style w:type="character" w:styleId="Textoennegrita">
+  <w:style w:type="character" w:styleId="Fuerte">
     <w:name w:val="Strong"/>
     <w:basedOn w:val="Fuentedeprrafopredeter"/>
     <w:uiPriority w:val="22"/>

--- a/CONVOCATORIA DEVNET.docx
+++ b/CONVOCATORIA DEVNET.docx
@@ -182,25 +182,24 @@
     </w:p>
     <w:tbl>
       <w:tblPr>
-        <w:tblStyle w:val="Tablaconcuadrcula"/>
+        <w:tblStyle w:val="Tablaconcuadrcula4-nfasis6"/>
         <w:tblW w:w="8789" w:type="dxa"/>
-        <w:tblInd w:w="-5" w:type="dxa"/>
         <w:tblLook w:val="04A0" w:firstRow="1" w:lastRow="0" w:firstColumn="1" w:lastColumn="0" w:noHBand="0" w:noVBand="1"/>
       </w:tblPr>
       <w:tblGrid>
-        <w:gridCol w:w="2776"/>
-        <w:gridCol w:w="1386"/>
+        <w:gridCol w:w="2784"/>
+        <w:gridCol w:w="1378"/>
         <w:gridCol w:w="4627"/>
       </w:tblGrid>
       <w:tr>
         <w:trPr>
+          <w:cnfStyle w:val="100000000000" w:firstRow="1" w:lastRow="0" w:firstColumn="0" w:lastColumn="0" w:oddVBand="0" w:evenVBand="0" w:oddHBand="0" w:evenHBand="0" w:firstRowFirstColumn="0" w:firstRowLastColumn="0" w:lastRowFirstColumn="0" w:lastRowLastColumn="0"/>
           <w:trHeight w:val="168"/>
         </w:trPr>
         <w:tc>
           <w:tcPr>
+            <w:cnfStyle w:val="001000000000" w:firstRow="0" w:lastRow="0" w:firstColumn="1" w:lastColumn="0" w:oddVBand="0" w:evenVBand="0" w:oddHBand="0" w:evenHBand="0" w:firstRowFirstColumn="0" w:firstRowLastColumn="0" w:lastRowFirstColumn="0" w:lastRowLastColumn="0"/>
             <w:tcW w:w="0" w:type="auto"/>
-            <w:shd w:val="clear" w:color="auto" w:fill="D9D9D9" w:themeFill="background1" w:themeFillShade="D9"/>
-            <w:vAlign w:val="center"/>
           </w:tcPr>
           <w:p>
             <w:pPr>
@@ -208,8 +207,8 @@
               <w:jc w:val="center"/>
               <w:rPr>
                 <w:rFonts w:asciiTheme="majorHAnsi" w:hAnsiTheme="majorHAnsi" w:cstheme="majorHAnsi"/>
-                <w:b/>
-                <w:bCs/>
+                <w:b w:val="0"/>
+                <w:bCs w:val="0"/>
                 <w:color w:val="000000" w:themeColor="text1"/>
               </w:rPr>
             </w:pPr>
@@ -217,8 +216,6 @@
             <w:r>
               <w:rPr>
                 <w:rFonts w:asciiTheme="majorHAnsi" w:hAnsiTheme="majorHAnsi" w:cstheme="majorHAnsi"/>
-                <w:b/>
-                <w:bCs/>
                 <w:color w:val="000000" w:themeColor="text1"/>
               </w:rPr>
               <w:t>RED DE CONOCIMIENTO</w:t>
@@ -228,25 +225,22 @@
         <w:tc>
           <w:tcPr>
             <w:tcW w:w="0" w:type="auto"/>
-            <w:shd w:val="clear" w:color="auto" w:fill="D9D9D9" w:themeFill="background1" w:themeFillShade="D9"/>
-            <w:vAlign w:val="center"/>
           </w:tcPr>
           <w:p>
             <w:pPr>
               <w:contextualSpacing/>
               <w:jc w:val="center"/>
+              <w:cnfStyle w:val="100000000000" w:firstRow="1" w:lastRow="0" w:firstColumn="0" w:lastColumn="0" w:oddVBand="0" w:evenVBand="0" w:oddHBand="0" w:evenHBand="0" w:firstRowFirstColumn="0" w:firstRowLastColumn="0" w:lastRowFirstColumn="0" w:lastRowLastColumn="0"/>
               <w:rPr>
                 <w:rFonts w:asciiTheme="majorHAnsi" w:hAnsiTheme="majorHAnsi" w:cstheme="majorHAnsi"/>
-                <w:b/>
-                <w:bCs/>
+                <w:b w:val="0"/>
+                <w:bCs w:val="0"/>
                 <w:color w:val="000000" w:themeColor="text1"/>
               </w:rPr>
             </w:pPr>
             <w:r>
               <w:rPr>
                 <w:rFonts w:asciiTheme="majorHAnsi" w:hAnsiTheme="majorHAnsi" w:cstheme="majorHAnsi"/>
-                <w:b/>
-                <w:bCs/>
                 <w:color w:val="000000" w:themeColor="text1"/>
               </w:rPr>
               <w:t>ÁREAS TEM</w:t>
@@ -254,8 +248,6 @@
             <w:r>
               <w:rPr>
                 <w:rFonts w:asciiTheme="majorHAnsi" w:hAnsiTheme="majorHAnsi" w:cstheme="majorHAnsi"/>
-                <w:b/>
-                <w:bCs/>
                 <w:color w:val="000000" w:themeColor="text1"/>
               </w:rPr>
               <w:t>Á</w:t>
@@ -263,8 +255,6 @@
             <w:r>
               <w:rPr>
                 <w:rFonts w:asciiTheme="majorHAnsi" w:hAnsiTheme="majorHAnsi" w:cstheme="majorHAnsi"/>
-                <w:b/>
-                <w:bCs/>
                 <w:color w:val="000000" w:themeColor="text1"/>
               </w:rPr>
               <w:t>TICAS</w:t>
@@ -274,24 +264,21 @@
         <w:tc>
           <w:tcPr>
             <w:tcW w:w="4627" w:type="dxa"/>
-            <w:shd w:val="clear" w:color="auto" w:fill="D9D9D9" w:themeFill="background1" w:themeFillShade="D9"/>
-            <w:vAlign w:val="center"/>
           </w:tcPr>
           <w:p>
             <w:pPr>
               <w:jc w:val="center"/>
+              <w:cnfStyle w:val="100000000000" w:firstRow="1" w:lastRow="0" w:firstColumn="0" w:lastColumn="0" w:oddVBand="0" w:evenVBand="0" w:oddHBand="0" w:evenHBand="0" w:firstRowFirstColumn="0" w:firstRowLastColumn="0" w:lastRowFirstColumn="0" w:lastRowLastColumn="0"/>
               <w:rPr>
                 <w:rFonts w:asciiTheme="majorHAnsi" w:hAnsiTheme="majorHAnsi" w:cstheme="majorHAnsi"/>
-                <w:b/>
-                <w:bCs/>
+                <w:b w:val="0"/>
+                <w:bCs w:val="0"/>
                 <w:color w:val="000000" w:themeColor="text1"/>
               </w:rPr>
             </w:pPr>
             <w:r>
               <w:rPr>
                 <w:rFonts w:asciiTheme="majorHAnsi" w:hAnsiTheme="majorHAnsi" w:cstheme="majorHAnsi"/>
-                <w:b/>
-                <w:bCs/>
                 <w:color w:val="000000" w:themeColor="text1"/>
               </w:rPr>
               <w:t>COMPETENCIA</w:t>
@@ -301,12 +288,13 @@
       </w:tr>
       <w:tr>
         <w:trPr>
+          <w:cnfStyle w:val="000000100000" w:firstRow="0" w:lastRow="0" w:firstColumn="0" w:lastColumn="0" w:oddVBand="0" w:evenVBand="0" w:oddHBand="1" w:evenHBand="0" w:firstRowFirstColumn="0" w:firstRowLastColumn="0" w:lastRowFirstColumn="0" w:lastRowLastColumn="0"/>
           <w:trHeight w:val="2984"/>
         </w:trPr>
         <w:tc>
           <w:tcPr>
+            <w:cnfStyle w:val="001000000000" w:firstRow="0" w:lastRow="0" w:firstColumn="1" w:lastColumn="0" w:oddVBand="0" w:evenVBand="0" w:oddHBand="0" w:evenHBand="0" w:firstRowFirstColumn="0" w:firstRowLastColumn="0" w:lastRowFirstColumn="0" w:lastRowLastColumn="0"/>
             <w:tcW w:w="0" w:type="auto"/>
-            <w:vAlign w:val="center"/>
           </w:tcPr>
           <w:p>
             <w:pPr>
@@ -343,12 +331,12 @@
         <w:tc>
           <w:tcPr>
             <w:tcW w:w="0" w:type="auto"/>
-            <w:vAlign w:val="center"/>
           </w:tcPr>
           <w:p>
             <w:pPr>
               <w:spacing w:line="240" w:lineRule="auto"/>
               <w:jc w:val="center"/>
+              <w:cnfStyle w:val="000000100000" w:firstRow="0" w:lastRow="0" w:firstColumn="0" w:lastColumn="0" w:oddVBand="0" w:evenVBand="0" w:oddHBand="1" w:evenHBand="0" w:firstRowFirstColumn="0" w:firstRowLastColumn="0" w:lastRowFirstColumn="0" w:lastRowLastColumn="0"/>
               <w:rPr>
                 <w:rFonts w:asciiTheme="majorHAnsi" w:hAnsiTheme="majorHAnsi" w:cstheme="majorHAnsi"/>
                 <w:color w:val="000000" w:themeColor="text1"/>
@@ -367,6 +355,7 @@
           <w:p>
             <w:pPr>
               <w:jc w:val="center"/>
+              <w:cnfStyle w:val="000000100000" w:firstRow="0" w:lastRow="0" w:firstColumn="0" w:lastColumn="0" w:oddVBand="0" w:evenVBand="0" w:oddHBand="1" w:evenHBand="0" w:firstRowFirstColumn="0" w:firstRowLastColumn="0" w:lastRowFirstColumn="0" w:lastRowLastColumn="0"/>
               <w:rPr>
                 <w:rFonts w:asciiTheme="majorHAnsi" w:hAnsiTheme="majorHAnsi" w:cstheme="majorHAnsi"/>
                 <w:color w:val="000000" w:themeColor="text1"/>
@@ -378,11 +367,11 @@
         <w:tc>
           <w:tcPr>
             <w:tcW w:w="4627" w:type="dxa"/>
-            <w:vAlign w:val="center"/>
           </w:tcPr>
           <w:p>
             <w:pPr>
               <w:jc w:val="both"/>
+              <w:cnfStyle w:val="000000100000" w:firstRow="0" w:lastRow="0" w:firstColumn="0" w:lastColumn="0" w:oddVBand="0" w:evenVBand="0" w:oddHBand="1" w:evenHBand="0" w:firstRowFirstColumn="0" w:firstRowLastColumn="0" w:lastRowFirstColumn="0" w:lastRowLastColumn="0"/>
               <w:rPr>
                 <w:rFonts w:asciiTheme="majorHAnsi" w:hAnsiTheme="majorHAnsi" w:cstheme="majorHAnsi"/>
                 <w:color w:val="000000" w:themeColor="text1"/>
@@ -401,6 +390,7 @@
           <w:p>
             <w:pPr>
               <w:jc w:val="both"/>
+              <w:cnfStyle w:val="000000100000" w:firstRow="0" w:lastRow="0" w:firstColumn="0" w:lastColumn="0" w:oddVBand="0" w:evenVBand="0" w:oddHBand="1" w:evenHBand="0" w:firstRowFirstColumn="0" w:firstRowLastColumn="0" w:lastRowFirstColumn="0" w:lastRowLastColumn="0"/>
               <w:rPr>
                 <w:rFonts w:asciiTheme="majorHAnsi" w:hAnsiTheme="majorHAnsi" w:cstheme="majorHAnsi"/>
                 <w:color w:val="000000" w:themeColor="text1"/>
@@ -424,8 +414,8 @@
         </w:trPr>
         <w:tc>
           <w:tcPr>
+            <w:cnfStyle w:val="001000000000" w:firstRow="0" w:lastRow="0" w:firstColumn="1" w:lastColumn="0" w:oddVBand="0" w:evenVBand="0" w:oddHBand="0" w:evenHBand="0" w:firstRowFirstColumn="0" w:firstRowLastColumn="0" w:lastRowFirstColumn="0" w:lastRowLastColumn="0"/>
             <w:tcW w:w="0" w:type="auto"/>
-            <w:vAlign w:val="center"/>
           </w:tcPr>
           <w:p>
             <w:pPr>
@@ -448,12 +438,12 @@
         <w:tc>
           <w:tcPr>
             <w:tcW w:w="0" w:type="auto"/>
-            <w:vAlign w:val="center"/>
           </w:tcPr>
           <w:p>
             <w:pPr>
               <w:spacing w:after="0" w:line="240" w:lineRule="auto"/>
               <w:jc w:val="center"/>
+              <w:cnfStyle w:val="000000000000" w:firstRow="0" w:lastRow="0" w:firstColumn="0" w:lastColumn="0" w:oddVBand="0" w:evenVBand="0" w:oddHBand="0" w:evenHBand="0" w:firstRowFirstColumn="0" w:firstRowLastColumn="0" w:lastRowFirstColumn="0" w:lastRowLastColumn="0"/>
               <w:rPr>
                 <w:rFonts w:asciiTheme="majorHAnsi" w:hAnsiTheme="majorHAnsi" w:cstheme="majorHAnsi"/>
                 <w:color w:val="000000" w:themeColor="text1"/>
@@ -473,12 +463,12 @@
         <w:tc>
           <w:tcPr>
             <w:tcW w:w="4627" w:type="dxa"/>
-            <w:vAlign w:val="center"/>
           </w:tcPr>
           <w:p>
             <w:pPr>
               <w:spacing w:after="0" w:line="240" w:lineRule="auto"/>
               <w:jc w:val="both"/>
+              <w:cnfStyle w:val="000000000000" w:firstRow="0" w:lastRow="0" w:firstColumn="0" w:lastColumn="0" w:oddVBand="0" w:evenVBand="0" w:oddHBand="0" w:evenHBand="0" w:firstRowFirstColumn="0" w:firstRowLastColumn="0" w:lastRowFirstColumn="0" w:lastRowLastColumn="0"/>
               <w:rPr>
                 <w:rFonts w:asciiTheme="majorHAnsi" w:hAnsiTheme="majorHAnsi" w:cstheme="majorHAnsi"/>
                 <w:color w:val="000000" w:themeColor="text1"/>
@@ -498,6 +488,7 @@
             <w:pPr>
               <w:spacing w:after="0" w:line="240" w:lineRule="auto"/>
               <w:jc w:val="both"/>
+              <w:cnfStyle w:val="000000000000" w:firstRow="0" w:lastRow="0" w:firstColumn="0" w:lastColumn="0" w:oddVBand="0" w:evenVBand="0" w:oddHBand="0" w:evenHBand="0" w:firstRowFirstColumn="0" w:firstRowLastColumn="0" w:lastRowFirstColumn="0" w:lastRowLastColumn="0"/>
               <w:rPr>
                 <w:rFonts w:asciiTheme="majorHAnsi" w:hAnsiTheme="majorHAnsi" w:cstheme="majorHAnsi"/>
                 <w:color w:val="000000" w:themeColor="text1"/>
@@ -517,6 +508,7 @@
             <w:pPr>
               <w:spacing w:after="0" w:line="240" w:lineRule="auto"/>
               <w:jc w:val="both"/>
+              <w:cnfStyle w:val="000000000000" w:firstRow="0" w:lastRow="0" w:firstColumn="0" w:lastColumn="0" w:oddVBand="0" w:evenVBand="0" w:oddHBand="0" w:evenHBand="0" w:firstRowFirstColumn="0" w:firstRowLastColumn="0" w:lastRowFirstColumn="0" w:lastRowLastColumn="0"/>
               <w:rPr>
                 <w:rFonts w:asciiTheme="majorHAnsi" w:hAnsiTheme="majorHAnsi" w:cstheme="majorHAnsi"/>
                 <w:color w:val="000000" w:themeColor="text1"/>
@@ -536,6 +528,7 @@
             <w:pPr>
               <w:spacing w:after="0" w:line="240" w:lineRule="auto"/>
               <w:jc w:val="both"/>
+              <w:cnfStyle w:val="000000000000" w:firstRow="0" w:lastRow="0" w:firstColumn="0" w:lastColumn="0" w:oddVBand="0" w:evenVBand="0" w:oddHBand="0" w:evenHBand="0" w:firstRowFirstColumn="0" w:firstRowLastColumn="0" w:lastRowFirstColumn="0" w:lastRowLastColumn="0"/>
               <w:rPr>
                 <w:rFonts w:asciiTheme="majorHAnsi" w:hAnsiTheme="majorHAnsi" w:cstheme="majorHAnsi"/>
                 <w:color w:val="000000" w:themeColor="text1"/>
@@ -549,84 +542,6 @@
                 <w:lang w:bidi="es-ES"/>
               </w:rPr>
               <w:t>de las TIC.</w:t>
-            </w:r>
-          </w:p>
-        </w:tc>
-      </w:tr>
-      <w:tr>
-        <w:trPr>
-          <w:trHeight w:val="300"/>
-        </w:trPr>
-        <w:tc>
-          <w:tcPr>
-            <w:tcW w:w="0" w:type="auto"/>
-            <w:vAlign w:val="center"/>
-          </w:tcPr>
-          <w:p>
-            <w:pPr>
-              <w:spacing w:after="0"/>
-              <w:jc w:val="center"/>
-              <w:rPr>
-                <w:rFonts w:asciiTheme="majorHAnsi" w:hAnsiTheme="majorHAnsi" w:cstheme="majorHAnsi"/>
-                <w:color w:val="000000" w:themeColor="text1"/>
-              </w:rPr>
-            </w:pPr>
-            <w:r>
-              <w:rPr>
-                <w:rFonts w:asciiTheme="majorHAnsi" w:hAnsiTheme="majorHAnsi" w:cstheme="majorHAnsi"/>
-                <w:color w:val="000000" w:themeColor="text1"/>
-              </w:rPr>
-              <w:t>INSTITUCIONAL DE PEDAGOGÍA</w:t>
-            </w:r>
-          </w:p>
-        </w:tc>
-        <w:tc>
-          <w:tcPr>
-            <w:tcW w:w="0" w:type="auto"/>
-            <w:vAlign w:val="center"/>
-          </w:tcPr>
-          <w:p>
-            <w:pPr>
-              <w:spacing w:after="0" w:line="240" w:lineRule="auto"/>
-              <w:jc w:val="center"/>
-              <w:rPr>
-                <w:rFonts w:asciiTheme="majorHAnsi" w:hAnsiTheme="majorHAnsi" w:cstheme="majorHAnsi"/>
-                <w:color w:val="000000" w:themeColor="text1"/>
-                <w:lang w:bidi="es-ES"/>
-              </w:rPr>
-            </w:pPr>
-            <w:r>
-              <w:rPr>
-                <w:rFonts w:asciiTheme="majorHAnsi" w:hAnsiTheme="majorHAnsi" w:cstheme="majorHAnsi"/>
-                <w:color w:val="000000" w:themeColor="text1"/>
-                <w:lang w:bidi="es-ES"/>
-              </w:rPr>
-              <w:t>TODAS</w:t>
-            </w:r>
-          </w:p>
-        </w:tc>
-        <w:tc>
-          <w:tcPr>
-            <w:tcW w:w="4627" w:type="dxa"/>
-            <w:vAlign w:val="center"/>
-          </w:tcPr>
-          <w:p>
-            <w:pPr>
-              <w:spacing w:after="0" w:line="240" w:lineRule="auto"/>
-              <w:jc w:val="both"/>
-              <w:rPr>
-                <w:rFonts w:asciiTheme="majorHAnsi" w:hAnsiTheme="majorHAnsi" w:cstheme="majorHAnsi"/>
-                <w:color w:val="000000" w:themeColor="text1"/>
-                <w:lang w:bidi="es-ES"/>
-              </w:rPr>
-            </w:pPr>
-            <w:r>
-              <w:rPr>
-                <w:rFonts w:asciiTheme="majorHAnsi" w:hAnsiTheme="majorHAnsi" w:cstheme="majorHAnsi"/>
-                <w:color w:val="000000" w:themeColor="text1"/>
-                <w:lang w:bidi="es-ES"/>
-              </w:rPr>
-              <w:t>Implementar soluciones tecnológicas en la formación</w:t>
             </w:r>
           </w:p>
         </w:tc>
@@ -767,7 +682,7 @@
           <w:sz w:val="22"/>
           <w:szCs w:val="22"/>
         </w:rPr>
-        <w:t xml:space="preserve">En este contexto, DevNet se presenta como una iniciativa clave que integra el desarrollo de software con el conocimiento en redes, permitiendo a los profesionales automatizar tareas, </w:t>
+        <w:t>En este contexto, DevNet se presenta como una iniciativa clave que integra el desarrollo de software con el conocimiento en redes, permitiendo a los profesionales automatizar tareas, integrar sistemas, mejorar tiempos de respuesta ante incidentes y reducir la complejidad operativa en entornos de red híbridos (físicos y virtualizados)</w:t>
       </w:r>
       <w:r>
         <w:rPr>
@@ -776,8 +691,7 @@
           <w:sz w:val="22"/>
           <w:szCs w:val="22"/>
         </w:rPr>
-        <w:lastRenderedPageBreak/>
-        <w:t>integrar sistemas, mejorar tiempos de respuesta ante incidentes y reducir la complejidad operativa en entornos de red híbridos (físicos y virtualizados)</w:t>
+        <w:t xml:space="preserve">, avanzando así </w:t>
       </w:r>
       <w:r>
         <w:rPr>
@@ -786,7 +700,7 @@
           <w:sz w:val="22"/>
           <w:szCs w:val="22"/>
         </w:rPr>
-        <w:t xml:space="preserve">, avanzando así </w:t>
+        <w:t xml:space="preserve">hacia modelos de </w:t>
       </w:r>
       <w:r>
         <w:rPr>
@@ -795,7 +709,8 @@
           <w:sz w:val="22"/>
           <w:szCs w:val="22"/>
         </w:rPr>
-        <w:t>hacia modelos de operación más ágiles, escalables y sostenibles en sectores como educación, salud, agricultura, industria y administración pública.</w:t>
+        <w:lastRenderedPageBreak/>
+        <w:t>operación más ágiles, escalables y sostenibles en sectores como educación, salud, agricultura, industria y administración pública.</w:t>
       </w:r>
     </w:p>
     <w:p>
@@ -1824,7 +1739,6 @@
           <w:sz w:val="22"/>
           <w:szCs w:val="22"/>
         </w:rPr>
-        <w:lastRenderedPageBreak/>
         <w:t>Jornada Presencial Sincrónica mediada por TIC</w:t>
       </w:r>
       <w:r>
@@ -2031,6 +1945,7 @@
                 <w:b/>
                 <w:color w:val="auto"/>
               </w:rPr>
+              <w:lastRenderedPageBreak/>
               <w:t>Fecha</w:t>
             </w:r>
           </w:p>
@@ -13322,6 +13237,7 @@
   <w:style w:type="character" w:default="1" w:styleId="Fuentedeprrafopredeter">
     <w:name w:val="Default Paragraph Font"/>
     <w:uiPriority w:val="1"/>
+    <w:semiHidden/>
     <w:unhideWhenUsed/>
   </w:style>
   <w:style w:type="table" w:default="1" w:styleId="Tablanormal">
@@ -14249,6 +14165,210 @@
       <w:lang w:eastAsia="en-US"/>
     </w:rPr>
   </w:style>
+  <w:style w:type="table" w:styleId="Tabladelista5oscura-nfasis2">
+    <w:name w:val="List Table 5 Dark Accent 2"/>
+    <w:basedOn w:val="Tablanormal"/>
+    <w:uiPriority w:val="50"/>
+    <w:rsid w:val="00E61575"/>
+    <w:rPr>
+      <w:color w:val="FFFFFF" w:themeColor="background1"/>
+    </w:rPr>
+    <w:tblPr>
+      <w:tblStyleRowBandSize w:val="1"/>
+      <w:tblStyleColBandSize w:val="1"/>
+      <w:tblBorders>
+        <w:top w:val="single" w:sz="24" w:space="0" w:color="C0504D" w:themeColor="accent2"/>
+        <w:left w:val="single" w:sz="24" w:space="0" w:color="C0504D" w:themeColor="accent2"/>
+        <w:bottom w:val="single" w:sz="24" w:space="0" w:color="C0504D" w:themeColor="accent2"/>
+        <w:right w:val="single" w:sz="24" w:space="0" w:color="C0504D" w:themeColor="accent2"/>
+      </w:tblBorders>
+    </w:tblPr>
+    <w:tcPr>
+      <w:shd w:val="clear" w:color="auto" w:fill="C0504D" w:themeFill="accent2"/>
+    </w:tcPr>
+    <w:tblStylePr w:type="firstRow">
+      <w:rPr>
+        <w:b/>
+        <w:bCs/>
+      </w:rPr>
+      <w:tblPr/>
+      <w:tcPr>
+        <w:tcBorders>
+          <w:bottom w:val="single" w:sz="18" w:space="0" w:color="FFFFFF" w:themeColor="background1"/>
+        </w:tcBorders>
+      </w:tcPr>
+    </w:tblStylePr>
+    <w:tblStylePr w:type="lastRow">
+      <w:rPr>
+        <w:b/>
+        <w:bCs/>
+      </w:rPr>
+      <w:tblPr/>
+      <w:tcPr>
+        <w:tcBorders>
+          <w:top w:val="single" w:sz="4" w:space="0" w:color="FFFFFF" w:themeColor="background1"/>
+        </w:tcBorders>
+      </w:tcPr>
+    </w:tblStylePr>
+    <w:tblStylePr w:type="firstCol">
+      <w:rPr>
+        <w:b/>
+        <w:bCs/>
+      </w:rPr>
+      <w:tblPr/>
+      <w:tcPr>
+        <w:tcBorders>
+          <w:right w:val="single" w:sz="4" w:space="0" w:color="FFFFFF" w:themeColor="background1"/>
+        </w:tcBorders>
+      </w:tcPr>
+    </w:tblStylePr>
+    <w:tblStylePr w:type="lastCol">
+      <w:rPr>
+        <w:b/>
+        <w:bCs/>
+      </w:rPr>
+      <w:tblPr/>
+      <w:tcPr>
+        <w:tcBorders>
+          <w:left w:val="single" w:sz="4" w:space="0" w:color="FFFFFF" w:themeColor="background1"/>
+        </w:tcBorders>
+      </w:tcPr>
+    </w:tblStylePr>
+    <w:tblStylePr w:type="band1Vert">
+      <w:tblPr/>
+      <w:tcPr>
+        <w:tcBorders>
+          <w:left w:val="single" w:sz="4" w:space="0" w:color="FFFFFF" w:themeColor="background1"/>
+          <w:right w:val="single" w:sz="4" w:space="0" w:color="FFFFFF" w:themeColor="background1"/>
+        </w:tcBorders>
+      </w:tcPr>
+    </w:tblStylePr>
+    <w:tblStylePr w:type="band2Vert">
+      <w:tblPr/>
+      <w:tcPr>
+        <w:tcBorders>
+          <w:left w:val="single" w:sz="4" w:space="0" w:color="FFFFFF" w:themeColor="background1"/>
+          <w:right w:val="single" w:sz="4" w:space="0" w:color="FFFFFF" w:themeColor="background1"/>
+        </w:tcBorders>
+      </w:tcPr>
+    </w:tblStylePr>
+    <w:tblStylePr w:type="band1Horz">
+      <w:tblPr/>
+      <w:tcPr>
+        <w:tcBorders>
+          <w:top w:val="single" w:sz="4" w:space="0" w:color="FFFFFF" w:themeColor="background1"/>
+          <w:bottom w:val="single" w:sz="4" w:space="0" w:color="FFFFFF" w:themeColor="background1"/>
+        </w:tcBorders>
+      </w:tcPr>
+    </w:tblStylePr>
+    <w:tblStylePr w:type="neCell">
+      <w:tblPr/>
+      <w:tcPr>
+        <w:tcBorders>
+          <w:left w:val="nil"/>
+        </w:tcBorders>
+      </w:tcPr>
+    </w:tblStylePr>
+    <w:tblStylePr w:type="nwCell">
+      <w:tblPr/>
+      <w:tcPr>
+        <w:tcBorders>
+          <w:right w:val="nil"/>
+        </w:tcBorders>
+      </w:tcPr>
+    </w:tblStylePr>
+    <w:tblStylePr w:type="seCell">
+      <w:tblPr/>
+      <w:tcPr>
+        <w:tcBorders>
+          <w:top w:val="nil"/>
+          <w:left w:val="nil"/>
+        </w:tcBorders>
+      </w:tcPr>
+    </w:tblStylePr>
+    <w:tblStylePr w:type="swCell">
+      <w:tblPr/>
+      <w:tcPr>
+        <w:tcBorders>
+          <w:top w:val="nil"/>
+          <w:right w:val="nil"/>
+        </w:tcBorders>
+      </w:tcPr>
+    </w:tblStylePr>
+  </w:style>
+  <w:style w:type="table" w:styleId="Tablaconcuadrcula4-nfasis2">
+    <w:name w:val="Grid Table 4 Accent 2"/>
+    <w:basedOn w:val="Tablanormal"/>
+    <w:uiPriority w:val="49"/>
+    <w:rsid w:val="00E61575"/>
+    <w:tblPr>
+      <w:tblStyleRowBandSize w:val="1"/>
+      <w:tblStyleColBandSize w:val="1"/>
+      <w:tblBorders>
+        <w:top w:val="single" w:sz="4" w:space="0" w:color="D99594" w:themeColor="accent2" w:themeTint="99"/>
+        <w:left w:val="single" w:sz="4" w:space="0" w:color="D99594" w:themeColor="accent2" w:themeTint="99"/>
+        <w:bottom w:val="single" w:sz="4" w:space="0" w:color="D99594" w:themeColor="accent2" w:themeTint="99"/>
+        <w:right w:val="single" w:sz="4" w:space="0" w:color="D99594" w:themeColor="accent2" w:themeTint="99"/>
+        <w:insideH w:val="single" w:sz="4" w:space="0" w:color="D99594" w:themeColor="accent2" w:themeTint="99"/>
+        <w:insideV w:val="single" w:sz="4" w:space="0" w:color="D99594" w:themeColor="accent2" w:themeTint="99"/>
+      </w:tblBorders>
+    </w:tblPr>
+    <w:tblStylePr w:type="firstRow">
+      <w:rPr>
+        <w:b/>
+        <w:bCs/>
+        <w:color w:val="FFFFFF" w:themeColor="background1"/>
+      </w:rPr>
+      <w:tblPr/>
+      <w:tcPr>
+        <w:tcBorders>
+          <w:top w:val="single" w:sz="4" w:space="0" w:color="C0504D" w:themeColor="accent2"/>
+          <w:left w:val="single" w:sz="4" w:space="0" w:color="C0504D" w:themeColor="accent2"/>
+          <w:bottom w:val="single" w:sz="4" w:space="0" w:color="C0504D" w:themeColor="accent2"/>
+          <w:right w:val="single" w:sz="4" w:space="0" w:color="C0504D" w:themeColor="accent2"/>
+          <w:insideH w:val="nil"/>
+          <w:insideV w:val="nil"/>
+        </w:tcBorders>
+        <w:shd w:val="clear" w:color="auto" w:fill="C0504D" w:themeFill="accent2"/>
+      </w:tcPr>
+    </w:tblStylePr>
+    <w:tblStylePr w:type="lastRow">
+      <w:rPr>
+        <w:b/>
+        <w:bCs/>
+      </w:rPr>
+      <w:tblPr/>
+      <w:tcPr>
+        <w:tcBorders>
+          <w:top w:val="double" w:sz="4" w:space="0" w:color="C0504D" w:themeColor="accent2"/>
+        </w:tcBorders>
+      </w:tcPr>
+    </w:tblStylePr>
+    <w:tblStylePr w:type="firstCol">
+      <w:rPr>
+        <w:b/>
+        <w:bCs/>
+      </w:rPr>
+    </w:tblStylePr>
+    <w:tblStylePr w:type="lastCol">
+      <w:rPr>
+        <w:b/>
+        <w:bCs/>
+      </w:rPr>
+    </w:tblStylePr>
+    <w:tblStylePr w:type="band1Vert">
+      <w:tblPr/>
+      <w:tcPr>
+        <w:shd w:val="clear" w:color="auto" w:fill="F2DBDB" w:themeFill="accent2" w:themeFillTint="33"/>
+      </w:tcPr>
+    </w:tblStylePr>
+    <w:tblStylePr w:type="band1Horz">
+      <w:tblPr/>
+      <w:tcPr>
+        <w:shd w:val="clear" w:color="auto" w:fill="F2DBDB" w:themeFill="accent2" w:themeFillTint="33"/>
+      </w:tcPr>
+    </w:tblStylePr>
+  </w:style>
 </w:styles>
 </file>
 
